--- a/highlights_Neurochemistry_International.docx
+++ b/highlights_Neurochemistry_International.docx
@@ -39,7 +39,7 @@
         <w:pStyle w:val="ListBullet"/>
       </w:pPr>
       <w:r>
-        <w:t>TRPC1 and SARAF increased in six of seven ALS brain regions.</w:t>
+        <w:t>TRPC1 and SARAF increased in six ALS brain regions.</w:t>
       </w:r>
     </w:p>
     <w:sectPr>

--- a/highlights_Neurochemistry_International.docx
+++ b/highlights_Neurochemistry_International.docx
@@ -31,7 +31,7 @@
         <w:pStyle w:val="ListBullet"/>
       </w:pPr>
       <w:r>
-        <w:t>CBARP splicing changed in five of six RNA-seq comparisons.</w:t>
+        <w:t>No RNA-processing event in the SOCE machinery explained the functional change.</w:t>
       </w:r>
     </w:p>
     <w:p>

--- a/highlights_Neurochemistry_International.docx
+++ b/highlights_Neurochemistry_International.docx
@@ -15,7 +15,7 @@
         <w:pStyle w:val="ListBullet"/>
       </w:pPr>
       <w:r>
-        <w:t>TDP-43 knockdown reduced a SOCE-associated Ca²⁺ response in SH-SY5Y cells.</w:t>
+        <w:t>One-plate Fura-2 measurements showed a lower Ca²⁺-readdition response after TDP-43 knockdown.</w:t>
       </w:r>
     </w:p>
     <w:p>
@@ -31,7 +31,7 @@
         <w:pStyle w:val="ListBullet"/>
       </w:pPr>
       <w:r>
-        <w:t>No RNA-processing event in the SOCE machinery explained the functional change.</w:t>
+        <w:t>No RNA-processing event in the SOCE machinery explained the observed Fura-2 difference.</w:t>
       </w:r>
     </w:p>
     <w:p>

--- a/highlights_Neurochemistry_International.docx
+++ b/highlights_Neurochemistry_International.docx
@@ -15,7 +15,7 @@
         <w:pStyle w:val="ListBullet"/>
       </w:pPr>
       <w:r>
-        <w:t>One-plate Fura-2 measurements showed a lower Ca²⁺-readdition response after TDP-43 knockdown.</w:t>
+        <w:t>One-plate Fura-2 measurements showed a lower calcium-readdition response.</w:t>
       </w:r>
     </w:p>
     <w:p>
@@ -23,7 +23,7 @@
         <w:pStyle w:val="ListBullet"/>
       </w:pPr>
       <w:r>
-        <w:t>TRPC1, STIM1, ORAI1 and ATP2A3 mRNAs increased after knockdown.</w:t>
+        <w:t>Technical RT-qPCR measurements showed higher calcium-regulatory mRNAs.</w:t>
       </w:r>
     </w:p>
     <w:p>
@@ -31,7 +31,7 @@
         <w:pStyle w:val="ListBullet"/>
       </w:pPr>
       <w:r>
-        <w:t>No RNA-processing event in the SOCE machinery explained the observed Fura-2 difference.</w:t>
+        <w:t>RNA analyses identified candidates without establishing a SOCE mechanism.</w:t>
       </w:r>
     </w:p>
     <w:p>

--- a/highlights_Neurochemistry_International.docx
+++ b/highlights_Neurochemistry_International.docx
@@ -23,7 +23,7 @@
         <w:pStyle w:val="ListBullet"/>
       </w:pPr>
       <w:r>
-        <w:t>Technical RT-qPCR measurements showed higher calcium-regulatory mRNAs.</w:t>
+        <w:t>RT-qPCR in four biological replicates showed higher calcium-regulatory mRNAs.</w:t>
       </w:r>
     </w:p>
     <w:p>

--- a/highlights_Neurochemistry_International.docx
+++ b/highlights_Neurochemistry_International.docx
@@ -31,7 +31,13 @@
         <w:pStyle w:val="ListBullet"/>
       </w:pPr>
       <w:r>
-        <w:t>RNA analyses identified candidates without establishing a SOCE mechanism.</w:t>
+        <w:rPr>
+          <w:i/>
+        </w:rPr>
+        <w:t xml:space="preserve">CBARP</w:t>
+      </w:r>
+      <w:r>
+        <w:t xml:space="preserve"> splicing changed in five of six TDP-43-depletion RNA-seq datasets.</w:t>
       </w:r>
     </w:p>
     <w:p>
@@ -39,7 +45,22 @@
         <w:pStyle w:val="ListBullet"/>
       </w:pPr>
       <w:r>
-        <w:t>TRPC1 and SARAF increased in six ALS brain regions.</w:t>
+        <w:rPr>
+          <w:i/>
+        </w:rPr>
+        <w:t xml:space="preserve">TRPC1</w:t>
+      </w:r>
+      <w:r>
+        <w:t xml:space="preserve"> and </w:t>
+      </w:r>
+      <w:r>
+        <w:rPr>
+          <w:i/>
+        </w:rPr>
+        <w:t xml:space="preserve">SARAF</w:t>
+      </w:r>
+      <w:r>
+        <w:t xml:space="preserve"> increased in six ALS brain regions.</w:t>
       </w:r>
     </w:p>
     <w:sectPr>
